--- a/daily-reports/2026-10-13/report.docx
+++ b/daily-reports/2026-10-13/report.docx
@@ -28,28 +28,28 @@
         <w:pStyle w:val="Heading2"/>
       </w:pPr>
       <w:r>
-        <w:t>1. storytold/wordcraft  ⭐ 9,725</w:t>
+        <w:t>1. storytold/wordcraft  ⭐ 9,765</w:t>
       </w:r>
     </w:p>
     <w:p>
       <w:r>
-        <w:t>语言：Rust ｜ Stars：9,725 ｜ Forks：2,517</w:t>
+        <w:t>语言：Rust ｜ Stars：9,765 ｜ Forks：2,521</w:t>
         <w:br/>
       </w:r>
       <w:r>
-        <w:t>这是什么：这是一个用纯 Rust 语言从零开始编写的开源文字处理软件，功能类似于微软 Word，可以创建、编辑和保存文档。</w:t>
+        <w:t>这是什么：这是一个用纯 Rust 语言从零开始重新实现的文字处理软件，功能类似微软 Word，可以创建、编辑和排版文档。</w:t>
         <w:br/>
       </w:r>
       <w:r>
-        <w:t>能用来做什么：你可以用它来写文章、报告或任何文本文档，并保存为常见格式，适合日常办公或学习。</w:t>
+        <w:t>能用来做什么：你可以用它来写文章、做笔记或编辑文档，就像使用 Word 一样，但它是完全开源免费的。</w:t>
         <w:br/>
       </w:r>
       <w:r>
-        <w:t>适用领域：文档编辑、办公软件、文字处理</w:t>
+        <w:t>适用领域：文档编辑、办公写作、文字处理</w:t>
         <w:br/>
       </w:r>
       <w:r>
-        <w:t>对新手有什么帮助：如果你想了解文字处理软件是怎么做出来的，或者想学习 Rust 编程，这个项目是一个很好的参考。</w:t>
+        <w:t>对新手有什么帮助：适合想了解文字处理软件如何工作的人，也可以直接用来替代 Word 进行日常写作。</w:t>
         <w:br/>
       </w:r>
       <w:r>
@@ -61,28 +61,28 @@
         <w:pStyle w:val="Heading2"/>
       </w:pPr>
       <w:r>
-        <w:t>2. wheresryan22/anatomy  ⭐ 6,883</w:t>
+        <w:t>2. wheresryan22/anatomy  ⭐ 6,935</w:t>
       </w:r>
     </w:p>
     <w:p>
       <w:r>
-        <w:t>语言：JavaScript ｜ Stars：6,883 ｜ Forks：496</w:t>
+        <w:t>语言：JavaScript ｜ Stars：6,935 ｜ Forks：499</w:t>
         <w:br/>
       </w:r>
       <w:r>
-        <w:t>这是什么：这是一个能自动生成机器或复杂系统的详细等距插图的工具，它使用 JavaScript 编写，可以输出精美的 SVG 图片，还支持 3D 效果。</w:t>
+        <w:t>这是什么：这是一个能自动生成机器或复杂系统立体插图的工具，它用 JavaScript 编写，可以输出精美的 SVG 图片，还支持 3D 效果。</w:t>
         <w:br/>
       </w:r>
       <w:r>
-        <w:t>能用来做什么：你可以用它来制作产品说明书、教学材料或演示文稿中的示意图，让复杂结构一目了然。</w:t>
+        <w:t>能用来做什么：你可以用它来制作机械结构、电子设备或任何复杂系统的交互式示意图，适合教学或展示。</w:t>
         <w:br/>
       </w:r>
       <w:r>
-        <w:t>适用领域：教育、工程设计、技术插图、演示文档</w:t>
+        <w:t>适用领域：机械设计、教育演示、工程可视化</w:t>
         <w:br/>
       </w:r>
       <w:r>
-        <w:t>对新手有什么帮助：即使你不会画画，也能通过这个工具快速生成专业级的插图，非常适合需要展示复杂系统的场景。</w:t>
+        <w:t>对新手有什么帮助：即使不会画画，也能快速生成专业级的立体插图，非常适合做课件或技术说明。</w:t>
         <w:br/>
       </w:r>
       <w:r>
@@ -94,28 +94,28 @@
         <w:pStyle w:val="Heading2"/>
       </w:pPr>
       <w:r>
-        <w:t>3. storytold/gridcraft  ⭐ 4,010</w:t>
+        <w:t>3. storytold/gridcraft  ⭐ 4,030</w:t>
       </w:r>
     </w:p>
     <w:p>
       <w:r>
-        <w:t>语言：Rust ｜ Stars：4,010 ｜ Forks：1,751</w:t>
+        <w:t>语言：Rust ｜ Stars：4,030 ｜ Forks：1,758</w:t>
         <w:br/>
       </w:r>
       <w:r>
-        <w:t>这是什么：这是一个用纯 Rust 语言从零开始编写的开源电子表格软件，功能类似于微软 Excel，可以处理数据和进行计算。</w:t>
+        <w:t>这是什么：这是一个用纯 Rust 语言从零开始重新实现的电子表格软件，功能类似微软 Excel，可以处理数据和进行计算。</w:t>
         <w:br/>
       </w:r>
       <w:r>
-        <w:t>能用来做什么：你可以用它来记录数据、制作表格、进行简单的统计和计算，适合个人或小团队使用。</w:t>
+        <w:t>能用来做什么：你可以用它来记账、做数据统计或制作表格，就像使用 Excel 一样，但它是完全开源免费的。</w:t>
         <w:br/>
       </w:r>
       <w:r>
-        <w:t>适用领域：数据处理、办公软件、电子表格</w:t>
+        <w:t>适用领域：数据统计、财务记账、表格处理</w:t>
         <w:br/>
       </w:r>
       <w:r>
-        <w:t>对新手有什么帮助：如果你想了解电子表格软件的原理，或者想学习 Rust 编程，这个项目是一个很好的学习案例。</w:t>
+        <w:t>对新手有什么帮助：适合想学习电子表格原理的人，也可以直接用来替代 Excel 进行日常数据处理。</w:t>
         <w:br/>
       </w:r>
       <w:r>
@@ -127,28 +127,28 @@
         <w:pStyle w:val="Heading2"/>
       </w:pPr>
       <w:r>
-        <w:t>4. mhtsec/ARTEX  ⭐ 3,715</w:t>
+        <w:t>4. mhtsec/ARTEX  ⭐ 3,725</w:t>
       </w:r>
     </w:p>
     <w:p>
       <w:r>
-        <w:t>语言：Go ｜ Stars：3,715 ｜ Forks：6,092</w:t>
+        <w:t>语言：Go ｜ Stars：3,725 ｜ Forks：6,099</w:t>
         <w:br/>
       </w:r>
       <w:r>
-        <w:t>这是什么：这是一个 AI 自主渗透测试系统，能够自动发现和利用网络漏洞，曾获得百度“agent+”攻防挑战赛冠军。</w:t>
+        <w:t>这是什么：这是一个 AI 自主渗透测试系统，能够自动检测网络和系统的安全漏洞，曾获得百度“agent+”攻防挑战赛冠军。</w:t>
         <w:br/>
       </w:r>
       <w:r>
-        <w:t>能用来做什么：安全研究人员可以用它来测试自己系统的安全性，或者学习自动化渗透测试技术。</w:t>
+        <w:t>能用来做什么：安全人员可以用它来模拟黑客攻击，发现自身系统的弱点，从而提前修复。</w:t>
         <w:br/>
       </w:r>
       <w:r>
-        <w:t>适用领域：网络安全、渗透测试、AI 攻防</w:t>
+        <w:t>适用领域：网络安全、渗透测试、漏洞扫描</w:t>
         <w:br/>
       </w:r>
       <w:r>
-        <w:t>对新手有什么帮助：如果你对网络安全感兴趣，这个项目可以帮你了解 AI 如何自动进行渗透测试，但请注意合法使用。</w:t>
+        <w:t>对新手有什么帮助：适合对网络安全感兴趣的新手了解自动化渗透测试的流程，但需要一定基础才能使用。</w:t>
         <w:br/>
       </w:r>
       <w:r>
@@ -160,28 +160,28 @@
         <w:pStyle w:val="Heading2"/>
       </w:pPr>
       <w:r>
-        <w:t>5. storytold/cadcraft  ⭐ 3,659</w:t>
+        <w:t>5. storytold/cadcraft  ⭐ 3,665</w:t>
       </w:r>
     </w:p>
     <w:p>
       <w:r>
-        <w:t>语言：Rust ｜ Stars：3,659 ｜ Forks：1,690</w:t>
+        <w:t>语言：Rust ｜ Stars：3,665 ｜ Forks：1,696</w:t>
         <w:br/>
       </w:r>
       <w:r>
-        <w:t>这是什么：这是一个用纯 Rust 语言从零开始编写的开源计算机辅助设计（CAD）软件，功能类似于 AutoCAD，可以绘制和编辑工程图纸。</w:t>
+        <w:t>这是什么：这是一个用纯 Rust 语言从零开始重新实现的计算机辅助设计软件，功能类似 AutoCAD，可以绘制工程图纸和进行设计。</w:t>
         <w:br/>
       </w:r>
       <w:r>
-        <w:t>能用来做什么：你可以用它来绘制建筑平面图、机械零件图等，适合工程师、设计师或相关专业学生。</w:t>
+        <w:t>能用来做什么：你可以用它来画建筑平面图、机械零件图或任何需要精确尺寸的图纸。</w:t>
         <w:br/>
       </w:r>
       <w:r>
-        <w:t>适用领域：工程设计、建筑设计、计算机辅助设计</w:t>
+        <w:t>适用领域：建筑设计、机械制图、工程绘图</w:t>
         <w:br/>
       </w:r>
       <w:r>
-        <w:t>对新手有什么帮助：如果你想学习 CAD 软件的原理，或者想用 Rust 开发类似工具，这个项目提供了很好的参考。</w:t>
+        <w:t>对新手有什么帮助：适合想学习 CAD 原理的人，也可以直接用来替代 AutoCAD 进行简单的设计绘图。</w:t>
         <w:br/>
       </w:r>
       <w:r>
@@ -212,7 +212,7 @@
         <w:t>GLM-Legal</w:t>
       </w:r>
       <w:r>
-        <w:t>（👍 526）</w:t>
+        <w:t>（👍 534）</w:t>
       </w:r>
       <w:r>
         <w:br/>
@@ -220,7 +220,7 @@
       </w:r>
       <w:r>
         <w:br/>
-        <w:t>摘要：GLM-Legal 是智谱推出的法律领域大模型，针对法律问答、合同审查等专业场景进行优化，值得关注是因为它代表了通用大模型向垂直行业深度落地的重要尝试。</w:t>
+        <w:t>摘要：GLM-Legal 是一个针对法律领域的 AI 模型或工具，在 Hacker News 上引发讨论。它可能利用大语言模型技术辅助法律文本处理、合同分析或法律咨询，值得关注的是 AI 在垂直专业领域的深入应用。</w:t>
       </w:r>
     </w:p>
     <w:p>
@@ -231,7 +231,7 @@
         <w:t>AI is a tool and using it well takes skill</w:t>
       </w:r>
       <w:r>
-        <w:t>（👍 366）</w:t>
+        <w:t>（👍 373）</w:t>
       </w:r>
       <w:r>
         <w:br/>
@@ -239,7 +239,7 @@
       </w:r>
       <w:r>
         <w:br/>
-        <w:t>摘要：文章强调 AI 只是工具，用好它需要像学习任何专业技能一样投入练习，提醒人们不要高估 AI 的即用性，而应重视提示工程与协作能力的培养。</w:t>
+        <w:t>摘要：这篇文章强调 AI 是一种工具，而熟练使用它需要技能。它讨论了如何有效利用 AI 提升工作效率，以及用户需要培养的相关能力，值得关注的是对 AI 使用方法的反思和最佳实践。</w:t>
       </w:r>
     </w:p>
     <w:p>
@@ -263,7 +263,7 @@
       </w:r>
       <w:r>
         <w:br/>
-        <w:t>摘要：华为提出基于强化学习（RSI）的 AI 智能体，在 25 款游戏中通关且操作次数比人类少 56%，展示了 AI 在复杂决策任务中超越人类效率的潜力。</w:t>
+        <w:t>摘要：华为 AI 通过 RSI（强化学习与自我对弈）技术通关了 25 款游戏，且操作次数比人类少 56%。这展示了 AI 在游戏领域的强大学习和优化能力，值得关注的是其在复杂决策任务中的高效表现。</w:t>
       </w:r>
     </w:p>
     <w:p>
@@ -287,7 +287,7 @@
       </w:r>
       <w:r>
         <w:br/>
-        <w:t>摘要：模思智能完成超 10 亿元 Pre-A 轮融资，专注下一代 AI 全模态实时交互基座，大额融资反映资本市场对多模态实时交互技术前景的看好。</w:t>
+        <w:t>摘要：模思智能完成了超过 10 亿元的 Pre-A 轮融资，致力于打造下一代 AI 全模态实时交互基座。这反映了资本市场对多模态实时交互技术的看好，值得关注的是该技术可能推动更自然的人机交互体验。</w:t>
       </w:r>
     </w:p>
     <w:sectPr>
